--- a/08_Arrays/Übungen/LinearInterpolation/LinearInterpolation.docx
+++ b/08_Arrays/Übungen/LinearInterpolation/LinearInterpolation.docx
@@ -42,9 +42,11 @@
           <w:numId w:val="20"/>
         </w:numPr>
       </w:pPr>
+      <w:proofErr w:type="spellStart"/>
       <w:r>
         <w:t>UnitTest</w:t>
       </w:r>
+      <w:proofErr w:type="spellEnd"/>
     </w:p>
     <w:p>
       <w:pPr>
@@ -306,6 +308,7 @@
           <w:lang w:val="en-US"/>
         </w:rPr>
       </w:pPr>
+      <w:proofErr w:type="gramStart"/>
       <w:r>
         <w:rPr>
           <w:rFonts w:ascii="Cascadia Mono" w:hAnsi="Cascadia Mono" w:cs="Cascadia Mono"/>
@@ -316,6 +319,7 @@
         </w:rPr>
         <w:t>double</w:t>
       </w:r>
+      <w:proofErr w:type="gramEnd"/>
       <w:r>
         <w:rPr>
           <w:rFonts w:ascii="Cascadia Mono" w:hAnsi="Cascadia Mono" w:cs="Cascadia Mono"/>
@@ -364,7 +368,29 @@
           <w:szCs w:val="19"/>
           <w:lang w:val="en-US"/>
         </w:rPr>
-        <w:t xml:space="preserve">[] xValues, </w:t>
+        <w:t xml:space="preserve">[] </w:t>
+      </w:r>
+      <w:proofErr w:type="spellStart"/>
+      <w:r>
+        <w:rPr>
+          <w:rFonts w:ascii="Cascadia Mono" w:hAnsi="Cascadia Mono" w:cs="Cascadia Mono"/>
+          <w:color w:val="000000"/>
+          <w:sz w:val="19"/>
+          <w:szCs w:val="19"/>
+          <w:lang w:val="en-US"/>
+        </w:rPr>
+        <w:t>xValues</w:t>
+      </w:r>
+      <w:proofErr w:type="spellEnd"/>
+      <w:r>
+        <w:rPr>
+          <w:rFonts w:ascii="Cascadia Mono" w:hAnsi="Cascadia Mono" w:cs="Cascadia Mono"/>
+          <w:color w:val="000000"/>
+          <w:sz w:val="19"/>
+          <w:szCs w:val="19"/>
+          <w:lang w:val="en-US"/>
+        </w:rPr>
+        <w:t xml:space="preserve">, </w:t>
       </w:r>
       <w:r>
         <w:rPr>
@@ -384,7 +410,29 @@
           <w:szCs w:val="19"/>
           <w:lang w:val="en-US"/>
         </w:rPr>
-        <w:t>[] yValues)</w:t>
+        <w:t xml:space="preserve">[] </w:t>
+      </w:r>
+      <w:proofErr w:type="spellStart"/>
+      <w:r>
+        <w:rPr>
+          <w:rFonts w:ascii="Cascadia Mono" w:hAnsi="Cascadia Mono" w:cs="Cascadia Mono"/>
+          <w:color w:val="000000"/>
+          <w:sz w:val="19"/>
+          <w:szCs w:val="19"/>
+          <w:lang w:val="en-US"/>
+        </w:rPr>
+        <w:t>yValues</w:t>
+      </w:r>
+      <w:proofErr w:type="spellEnd"/>
+      <w:r>
+        <w:rPr>
+          <w:rFonts w:ascii="Cascadia Mono" w:hAnsi="Cascadia Mono" w:cs="Cascadia Mono"/>
+          <w:color w:val="000000"/>
+          <w:sz w:val="19"/>
+          <w:szCs w:val="19"/>
+          <w:lang w:val="en-US"/>
+        </w:rPr>
+        <w:t>)</w:t>
       </w:r>
     </w:p>
     <w:p>
@@ -435,8 +483,9 @@
           <w:sz w:val="19"/>
           <w:szCs w:val="19"/>
         </w:rPr>
-        <w:t>[] xValues</w:t>
-      </w:r>
+        <w:t xml:space="preserve">[] </w:t>
+      </w:r>
+      <w:proofErr w:type="spellStart"/>
       <w:r>
         <w:rPr>
           <w:rFonts w:ascii="Cascadia Mono" w:hAnsi="Cascadia Mono" w:cs="Cascadia Mono"/>
@@ -444,11 +493,26 @@
           <w:sz w:val="19"/>
           <w:szCs w:val="19"/>
         </w:rPr>
+        <w:t>xValues</w:t>
+      </w:r>
+      <w:proofErr w:type="spellEnd"/>
+      <w:r>
+        <w:rPr>
+          <w:rFonts w:ascii="Cascadia Mono" w:hAnsi="Cascadia Mono" w:cs="Cascadia Mono"/>
+          <w:color w:val="000000"/>
+          <w:sz w:val="19"/>
+          <w:szCs w:val="19"/>
+        </w:rPr>
         <w:br/>
       </w:r>
       <w:r>
-        <w:t>Der Parameter enthält alle X-Werte .</w:t>
-      </w:r>
+        <w:t>Der Parameter enthält alle X-</w:t>
+      </w:r>
+      <w:proofErr w:type="gramStart"/>
+      <w:r>
+        <w:t>Werte .</w:t>
+      </w:r>
+      <w:proofErr w:type="gramEnd"/>
     </w:p>
     <w:p>
       <w:pPr>
@@ -474,8 +538,9 @@
           <w:sz w:val="19"/>
           <w:szCs w:val="19"/>
         </w:rPr>
-        <w:t>[] xValues</w:t>
-      </w:r>
+        <w:t xml:space="preserve">[] </w:t>
+      </w:r>
+      <w:proofErr w:type="spellStart"/>
       <w:r>
         <w:rPr>
           <w:rFonts w:ascii="Cascadia Mono" w:hAnsi="Cascadia Mono" w:cs="Cascadia Mono"/>
@@ -483,10 +548,28 @@
           <w:sz w:val="19"/>
           <w:szCs w:val="19"/>
         </w:rPr>
+        <w:t>xValues</w:t>
+      </w:r>
+      <w:proofErr w:type="spellEnd"/>
+      <w:r>
+        <w:rPr>
+          <w:rFonts w:ascii="Cascadia Mono" w:hAnsi="Cascadia Mono" w:cs="Cascadia Mono"/>
+          <w:color w:val="000000"/>
+          <w:sz w:val="19"/>
+          <w:szCs w:val="19"/>
+        </w:rPr>
         <w:br/>
       </w:r>
       <w:r>
-        <w:t xml:space="preserve">Der Parameter enthält alle Y-Werte .  </w:t>
+        <w:t>Der Parameter enthält alle Y-</w:t>
+      </w:r>
+      <w:proofErr w:type="gramStart"/>
+      <w:r>
+        <w:t>Werte .</w:t>
+      </w:r>
+      <w:proofErr w:type="gramEnd"/>
+      <w:r>
+        <w:t xml:space="preserve">  </w:t>
       </w:r>
     </w:p>
     <w:p>
@@ -625,20 +708,24 @@
       <w:pPr>
         <w:pStyle w:val="berschrift2"/>
       </w:pPr>
+      <w:proofErr w:type="spellStart"/>
       <w:r>
         <w:t>Unittests</w:t>
       </w:r>
+      <w:proofErr w:type="spellEnd"/>
     </w:p>
     <w:p>
       <w:r>
         <w:t xml:space="preserve">In dem bereitgestellten Programm-Template sind </w:t>
       </w:r>
+      <w:proofErr w:type="spellStart"/>
       <w:r>
         <w:rPr>
           <w:rFonts w:ascii="Courier New" w:hAnsi="Courier New" w:cs="Courier New"/>
         </w:rPr>
         <w:t>Unittests</w:t>
       </w:r>
+      <w:proofErr w:type="spellEnd"/>
       <w:r>
         <w:t xml:space="preserve"> vorhanden. Implementieren Sie die Methode so, dass </w:t>
       </w:r>
@@ -650,7 +737,23 @@
         <w:t>alle</w:t>
       </w:r>
       <w:r>
-        <w:t xml:space="preserve"> Unittests erfolgreich ausgeführt werden können. Änderungen an den Unittests sind nicht erlaubt.</w:t>
+        <w:t xml:space="preserve"> </w:t>
+      </w:r>
+      <w:proofErr w:type="spellStart"/>
+      <w:r>
+        <w:t>Unittests</w:t>
+      </w:r>
+      <w:proofErr w:type="spellEnd"/>
+      <w:r>
+        <w:t xml:space="preserve"> erfolgreich ausgeführt werden können. Änderungen an den </w:t>
+      </w:r>
+      <w:proofErr w:type="spellStart"/>
+      <w:r>
+        <w:t>Unittests</w:t>
+      </w:r>
+      <w:proofErr w:type="spellEnd"/>
+      <w:r>
+        <w:t xml:space="preserve"> sind nicht erlaubt.</w:t>
       </w:r>
     </w:p>
     <w:p>
@@ -675,7 +778,15 @@
         </w:numPr>
       </w:pPr>
       <w:r>
-        <w:t>Bei alle fehlerhaften Eingaben wird diese wiederholt.</w:t>
+        <w:t>Bei einer</w:t>
+      </w:r>
+      <w:r>
+        <w:t xml:space="preserve"> fehlerhaften Eingabe</w:t>
+      </w:r>
+      <w:bookmarkStart w:id="1" w:name="_GoBack"/>
+      <w:bookmarkEnd w:id="1"/>
+      <w:r>
+        <w:t xml:space="preserve"> wird diese wiederholt.</w:t>
       </w:r>
     </w:p>
     <w:p>
@@ -740,8 +851,6 @@
       <w:r>
         <w:t>wender von einem angegebenen X-Wert den Y-</w:t>
       </w:r>
-      <w:bookmarkStart w:id="1" w:name="_GoBack"/>
-      <w:bookmarkEnd w:id="1"/>
       <w:r>
         <w:t xml:space="preserve">Wert berechnen. Das Programm wird beendet, wenn 0 eingegeben wird. </w:t>
       </w:r>
@@ -808,7 +917,27 @@
           <w:szCs w:val="16"/>
           <w:lang w:val="en-US"/>
         </w:rPr>
-        <w:t xml:space="preserve">ts [1..100]: </w:t>
+        <w:t>ts [1</w:t>
+      </w:r>
+      <w:proofErr w:type="gramStart"/>
+      <w:r>
+        <w:rPr>
+          <w:rFonts w:ascii="Courier New" w:hAnsi="Courier New" w:cs="Courier New"/>
+          <w:sz w:val="16"/>
+          <w:szCs w:val="16"/>
+          <w:lang w:val="en-US"/>
+        </w:rPr>
+        <w:t>..100</w:t>
+      </w:r>
+      <w:proofErr w:type="gramEnd"/>
+      <w:r>
+        <w:rPr>
+          <w:rFonts w:ascii="Courier New" w:hAnsi="Courier New" w:cs="Courier New"/>
+          <w:sz w:val="16"/>
+          <w:szCs w:val="16"/>
+          <w:lang w:val="en-US"/>
+        </w:rPr>
+        <w:t xml:space="preserve">]: </w:t>
       </w:r>
       <w:r>
         <w:rPr>
@@ -838,7 +967,27 @@
           <w:szCs w:val="16"/>
           <w:lang w:val="en-US"/>
         </w:rPr>
-        <w:t xml:space="preserve">X-Values 1. number: </w:t>
+        <w:t xml:space="preserve">X-Values 1. </w:t>
+      </w:r>
+      <w:proofErr w:type="gramStart"/>
+      <w:r>
+        <w:rPr>
+          <w:rFonts w:ascii="Courier New" w:hAnsi="Courier New" w:cs="Courier New"/>
+          <w:sz w:val="16"/>
+          <w:szCs w:val="16"/>
+          <w:lang w:val="en-US"/>
+        </w:rPr>
+        <w:t>number</w:t>
+      </w:r>
+      <w:proofErr w:type="gramEnd"/>
+      <w:r>
+        <w:rPr>
+          <w:rFonts w:ascii="Courier New" w:hAnsi="Courier New" w:cs="Courier New"/>
+          <w:sz w:val="16"/>
+          <w:szCs w:val="16"/>
+          <w:lang w:val="en-US"/>
+        </w:rPr>
+        <w:t xml:space="preserve">: </w:t>
       </w:r>
       <w:r>
         <w:rPr>
@@ -868,7 +1017,27 @@
           <w:szCs w:val="16"/>
           <w:lang w:val="en-US"/>
         </w:rPr>
-        <w:t xml:space="preserve">X-Values 2. number: </w:t>
+        <w:t xml:space="preserve">X-Values 2. </w:t>
+      </w:r>
+      <w:proofErr w:type="gramStart"/>
+      <w:r>
+        <w:rPr>
+          <w:rFonts w:ascii="Courier New" w:hAnsi="Courier New" w:cs="Courier New"/>
+          <w:sz w:val="16"/>
+          <w:szCs w:val="16"/>
+          <w:lang w:val="en-US"/>
+        </w:rPr>
+        <w:t>number</w:t>
+      </w:r>
+      <w:proofErr w:type="gramEnd"/>
+      <w:r>
+        <w:rPr>
+          <w:rFonts w:ascii="Courier New" w:hAnsi="Courier New" w:cs="Courier New"/>
+          <w:sz w:val="16"/>
+          <w:szCs w:val="16"/>
+          <w:lang w:val="en-US"/>
+        </w:rPr>
+        <w:t xml:space="preserve">: </w:t>
       </w:r>
       <w:r>
         <w:rPr>
@@ -898,7 +1067,27 @@
           <w:szCs w:val="16"/>
           <w:lang w:val="en-US"/>
         </w:rPr>
-        <w:t xml:space="preserve">X-Values 3. number: </w:t>
+        <w:t xml:space="preserve">X-Values 3. </w:t>
+      </w:r>
+      <w:proofErr w:type="gramStart"/>
+      <w:r>
+        <w:rPr>
+          <w:rFonts w:ascii="Courier New" w:hAnsi="Courier New" w:cs="Courier New"/>
+          <w:sz w:val="16"/>
+          <w:szCs w:val="16"/>
+          <w:lang w:val="en-US"/>
+        </w:rPr>
+        <w:t>number</w:t>
+      </w:r>
+      <w:proofErr w:type="gramEnd"/>
+      <w:r>
+        <w:rPr>
+          <w:rFonts w:ascii="Courier New" w:hAnsi="Courier New" w:cs="Courier New"/>
+          <w:sz w:val="16"/>
+          <w:szCs w:val="16"/>
+          <w:lang w:val="en-US"/>
+        </w:rPr>
+        <w:t xml:space="preserve">: </w:t>
       </w:r>
       <w:r>
         <w:rPr>
@@ -928,7 +1117,27 @@
           <w:szCs w:val="16"/>
           <w:lang w:val="en-US"/>
         </w:rPr>
-        <w:t xml:space="preserve">X-Values 4. number: </w:t>
+        <w:t xml:space="preserve">X-Values 4. </w:t>
+      </w:r>
+      <w:proofErr w:type="gramStart"/>
+      <w:r>
+        <w:rPr>
+          <w:rFonts w:ascii="Courier New" w:hAnsi="Courier New" w:cs="Courier New"/>
+          <w:sz w:val="16"/>
+          <w:szCs w:val="16"/>
+          <w:lang w:val="en-US"/>
+        </w:rPr>
+        <w:t>number</w:t>
+      </w:r>
+      <w:proofErr w:type="gramEnd"/>
+      <w:r>
+        <w:rPr>
+          <w:rFonts w:ascii="Courier New" w:hAnsi="Courier New" w:cs="Courier New"/>
+          <w:sz w:val="16"/>
+          <w:szCs w:val="16"/>
+          <w:lang w:val="en-US"/>
+        </w:rPr>
+        <w:t xml:space="preserve">: </w:t>
       </w:r>
       <w:r>
         <w:rPr>
@@ -958,7 +1167,27 @@
           <w:szCs w:val="16"/>
           <w:lang w:val="en-US"/>
         </w:rPr>
-        <w:t xml:space="preserve">Y-Values 1. number: </w:t>
+        <w:t xml:space="preserve">Y-Values 1. </w:t>
+      </w:r>
+      <w:proofErr w:type="gramStart"/>
+      <w:r>
+        <w:rPr>
+          <w:rFonts w:ascii="Courier New" w:hAnsi="Courier New" w:cs="Courier New"/>
+          <w:sz w:val="16"/>
+          <w:szCs w:val="16"/>
+          <w:lang w:val="en-US"/>
+        </w:rPr>
+        <w:t>number</w:t>
+      </w:r>
+      <w:proofErr w:type="gramEnd"/>
+      <w:r>
+        <w:rPr>
+          <w:rFonts w:ascii="Courier New" w:hAnsi="Courier New" w:cs="Courier New"/>
+          <w:sz w:val="16"/>
+          <w:szCs w:val="16"/>
+          <w:lang w:val="en-US"/>
+        </w:rPr>
+        <w:t xml:space="preserve">: </w:t>
       </w:r>
       <w:r>
         <w:rPr>
@@ -988,7 +1217,27 @@
           <w:szCs w:val="16"/>
           <w:lang w:val="en-US"/>
         </w:rPr>
-        <w:t xml:space="preserve">Y-Values 2. number: </w:t>
+        <w:t xml:space="preserve">Y-Values 2. </w:t>
+      </w:r>
+      <w:proofErr w:type="gramStart"/>
+      <w:r>
+        <w:rPr>
+          <w:rFonts w:ascii="Courier New" w:hAnsi="Courier New" w:cs="Courier New"/>
+          <w:sz w:val="16"/>
+          <w:szCs w:val="16"/>
+          <w:lang w:val="en-US"/>
+        </w:rPr>
+        <w:t>number</w:t>
+      </w:r>
+      <w:proofErr w:type="gramEnd"/>
+      <w:r>
+        <w:rPr>
+          <w:rFonts w:ascii="Courier New" w:hAnsi="Courier New" w:cs="Courier New"/>
+          <w:sz w:val="16"/>
+          <w:szCs w:val="16"/>
+          <w:lang w:val="en-US"/>
+        </w:rPr>
+        <w:t xml:space="preserve">: </w:t>
       </w:r>
       <w:r>
         <w:rPr>
@@ -1018,7 +1267,27 @@
           <w:szCs w:val="16"/>
           <w:lang w:val="en-US"/>
         </w:rPr>
-        <w:t xml:space="preserve">Y-Values 3. number: </w:t>
+        <w:t xml:space="preserve">Y-Values 3. </w:t>
+      </w:r>
+      <w:proofErr w:type="gramStart"/>
+      <w:r>
+        <w:rPr>
+          <w:rFonts w:ascii="Courier New" w:hAnsi="Courier New" w:cs="Courier New"/>
+          <w:sz w:val="16"/>
+          <w:szCs w:val="16"/>
+          <w:lang w:val="en-US"/>
+        </w:rPr>
+        <w:t>number</w:t>
+      </w:r>
+      <w:proofErr w:type="gramEnd"/>
+      <w:r>
+        <w:rPr>
+          <w:rFonts w:ascii="Courier New" w:hAnsi="Courier New" w:cs="Courier New"/>
+          <w:sz w:val="16"/>
+          <w:szCs w:val="16"/>
+          <w:lang w:val="en-US"/>
+        </w:rPr>
+        <w:t xml:space="preserve">: </w:t>
       </w:r>
       <w:r>
         <w:rPr>
@@ -1048,7 +1317,27 @@
           <w:szCs w:val="16"/>
           <w:lang w:val="en-US"/>
         </w:rPr>
-        <w:t xml:space="preserve">Y-Values 4. number: </w:t>
+        <w:t xml:space="preserve">Y-Values 4. </w:t>
+      </w:r>
+      <w:proofErr w:type="gramStart"/>
+      <w:r>
+        <w:rPr>
+          <w:rFonts w:ascii="Courier New" w:hAnsi="Courier New" w:cs="Courier New"/>
+          <w:sz w:val="16"/>
+          <w:szCs w:val="16"/>
+          <w:lang w:val="en-US"/>
+        </w:rPr>
+        <w:t>number</w:t>
+      </w:r>
+      <w:proofErr w:type="gramEnd"/>
+      <w:r>
+        <w:rPr>
+          <w:rFonts w:ascii="Courier New" w:hAnsi="Courier New" w:cs="Courier New"/>
+          <w:sz w:val="16"/>
+          <w:szCs w:val="16"/>
+          <w:lang w:val="en-US"/>
+        </w:rPr>
+        <w:t xml:space="preserve">: </w:t>
       </w:r>
       <w:r>
         <w:rPr>
@@ -1101,14 +1390,25 @@
           <w:lang w:val="en-US"/>
         </w:rPr>
       </w:pPr>
-      <w:r>
-        <w:rPr>
-          <w:rFonts w:ascii="Courier New" w:hAnsi="Courier New" w:cs="Courier New"/>
-          <w:sz w:val="16"/>
-          <w:szCs w:val="16"/>
-          <w:lang w:val="en-US"/>
-        </w:rPr>
-        <w:t>f(450) = 25,73</w:t>
+      <w:proofErr w:type="gramStart"/>
+      <w:r>
+        <w:rPr>
+          <w:rFonts w:ascii="Courier New" w:hAnsi="Courier New" w:cs="Courier New"/>
+          <w:sz w:val="16"/>
+          <w:szCs w:val="16"/>
+          <w:lang w:val="en-US"/>
+        </w:rPr>
+        <w:t>f(</w:t>
+      </w:r>
+      <w:proofErr w:type="gramEnd"/>
+      <w:r>
+        <w:rPr>
+          <w:rFonts w:ascii="Courier New" w:hAnsi="Courier New" w:cs="Courier New"/>
+          <w:sz w:val="16"/>
+          <w:szCs w:val="16"/>
+          <w:lang w:val="en-US"/>
+        </w:rPr>
+        <w:t>450) = 25,73</w:t>
       </w:r>
     </w:p>
     <w:p>
@@ -1151,14 +1451,25 @@
           <w:lang w:val="en-US"/>
         </w:rPr>
       </w:pPr>
-      <w:r>
-        <w:rPr>
-          <w:rFonts w:ascii="Courier New" w:hAnsi="Courier New" w:cs="Courier New"/>
-          <w:sz w:val="16"/>
-          <w:szCs w:val="16"/>
-          <w:lang w:val="en-US"/>
-        </w:rPr>
-        <w:t>f(2000) = 32,9</w:t>
+      <w:proofErr w:type="gramStart"/>
+      <w:r>
+        <w:rPr>
+          <w:rFonts w:ascii="Courier New" w:hAnsi="Courier New" w:cs="Courier New"/>
+          <w:sz w:val="16"/>
+          <w:szCs w:val="16"/>
+          <w:lang w:val="en-US"/>
+        </w:rPr>
+        <w:t>f(</w:t>
+      </w:r>
+      <w:proofErr w:type="gramEnd"/>
+      <w:r>
+        <w:rPr>
+          <w:rFonts w:ascii="Courier New" w:hAnsi="Courier New" w:cs="Courier New"/>
+          <w:sz w:val="16"/>
+          <w:szCs w:val="16"/>
+          <w:lang w:val="en-US"/>
+        </w:rPr>
+        <w:t>2000) = 32,9</w:t>
       </w:r>
     </w:p>
     <w:p>
@@ -1201,14 +1512,25 @@
           <w:lang w:val="en-US"/>
         </w:rPr>
       </w:pPr>
-      <w:r>
-        <w:rPr>
-          <w:rFonts w:ascii="Courier New" w:hAnsi="Courier New" w:cs="Courier New"/>
-          <w:sz w:val="16"/>
-          <w:szCs w:val="16"/>
-          <w:lang w:val="en-US"/>
-        </w:rPr>
-        <w:t>f(-50) = 5,2</w:t>
+      <w:proofErr w:type="gramStart"/>
+      <w:r>
+        <w:rPr>
+          <w:rFonts w:ascii="Courier New" w:hAnsi="Courier New" w:cs="Courier New"/>
+          <w:sz w:val="16"/>
+          <w:szCs w:val="16"/>
+          <w:lang w:val="en-US"/>
+        </w:rPr>
+        <w:t>f(</w:t>
+      </w:r>
+      <w:proofErr w:type="gramEnd"/>
+      <w:r>
+        <w:rPr>
+          <w:rFonts w:ascii="Courier New" w:hAnsi="Courier New" w:cs="Courier New"/>
+          <w:sz w:val="16"/>
+          <w:szCs w:val="16"/>
+          <w:lang w:val="en-US"/>
+        </w:rPr>
+        <w:t>-50) = 5,2</w:t>
       </w:r>
     </w:p>
     <w:p>
@@ -1251,14 +1573,25 @@
           <w:lang w:val="en-US"/>
         </w:rPr>
       </w:pPr>
-      <w:r>
-        <w:rPr>
-          <w:rFonts w:ascii="Courier New" w:hAnsi="Courier New" w:cs="Courier New"/>
-          <w:sz w:val="16"/>
-          <w:szCs w:val="16"/>
-          <w:lang w:val="en-US"/>
-        </w:rPr>
-        <w:t>f(400) = 25,2</w:t>
+      <w:proofErr w:type="gramStart"/>
+      <w:r>
+        <w:rPr>
+          <w:rFonts w:ascii="Courier New" w:hAnsi="Courier New" w:cs="Courier New"/>
+          <w:sz w:val="16"/>
+          <w:szCs w:val="16"/>
+          <w:lang w:val="en-US"/>
+        </w:rPr>
+        <w:t>f(</w:t>
+      </w:r>
+      <w:proofErr w:type="gramEnd"/>
+      <w:r>
+        <w:rPr>
+          <w:rFonts w:ascii="Courier New" w:hAnsi="Courier New" w:cs="Courier New"/>
+          <w:sz w:val="16"/>
+          <w:szCs w:val="16"/>
+          <w:lang w:val="en-US"/>
+        </w:rPr>
+        <w:t>400) = 25,2</w:t>
       </w:r>
     </w:p>
     <w:p>
